--- a/fuentes/13330034_CF1_DU.docx
+++ b/fuentes/13330034_CF1_DU.docx
@@ -12316,7 +12316,7 @@
               <w:pStyle w:val="TextoTablas"/>
             </w:pPr>
             <w:r>
-              <w:t>Responsable Ecosistema de Recursos Educativos Digitales (RED)</w:t>
+              <w:t>Profesional G06. Responsable Ecosistema Virtual de Recursos Educativos Digitales</w:t>
             </w:r>
           </w:p>
         </w:tc>
@@ -19759,13 +19759,13 @@
 </file>
 
 <file path=customXml/itemProps2.xml><?xml version="1.0" encoding="utf-8"?>
-<ds:datastoreItem xmlns:ds="http://schemas.openxmlformats.org/officeDocument/2006/customXml" ds:itemID="{77E96BA4-5A93-48F8-A8AC-4A862FCC86E9}"/>
+<ds:datastoreItem xmlns:ds="http://schemas.openxmlformats.org/officeDocument/2006/customXml" ds:itemID="{325CDA54-BFE0-49DB-88C5-71D2A74F42B3}"/>
 </file>
 
 <file path=customXml/itemProps3.xml><?xml version="1.0" encoding="utf-8"?>
-<ds:datastoreItem xmlns:ds="http://schemas.openxmlformats.org/officeDocument/2006/customXml" ds:itemID="{95FE9CF3-6415-4C72-977E-5EF416211010}"/>
+<ds:datastoreItem xmlns:ds="http://schemas.openxmlformats.org/officeDocument/2006/customXml" ds:itemID="{227EEBF5-974A-42A1-A562-EB5713B51097}"/>
 </file>
 
 <file path=customXml/itemProps4.xml><?xml version="1.0" encoding="utf-8"?>
-<ds:datastoreItem xmlns:ds="http://schemas.openxmlformats.org/officeDocument/2006/customXml" ds:itemID="{CE90541D-9599-4F8D-868D-2E14318C4019}"/>
+<ds:datastoreItem xmlns:ds="http://schemas.openxmlformats.org/officeDocument/2006/customXml" ds:itemID="{D3757E39-29D2-4FF6-A0D2-1D8CB68F2811}"/>
 </file>